--- a/en/files/data/results_packs/Results_Pack_Q4.docx
+++ b/en/files/data/results_packs/Results_Pack_Q4.docx
@@ -25,7 +25,7 @@
           <w:szCs w:val="36"/>
           <w:color w:val="0D7377"/>
         </w:rPr>
-        <w:t xml:space="preserve">Results pack Q4 - Admission lactate, 28-day mortality and missing data</w:t>
+        <w:t xml:space="preserve">Results pack Q4: Admission lactate, 28-day mortality and missing data</w:t>
       </w:r>
     </w:p>
     <w:p>
@@ -90,7 +90,7 @@
           <w:szCs w:val="21"/>
           <w:color w:val="000000"/>
         </w:rPr>
-        <w:t xml:space="preserve">SIMULATED DATA - NOT REAL PATIENTS.</w:t>
+        <w:t xml:space="preserve">SIMULATED DATA: NOT REAL PATIENTS.</w:t>
       </w:r>
       <w:r>
         <w:rPr>
@@ -405,7 +405,7 @@
           <w:szCs w:val="28"/>
           <w:color w:val="0B376C"/>
         </w:rPr>
-        <w:t xml:space="preserve">3. Table 1 - who was studied</w:t>
+        <w:t xml:space="preserve">3. Table 1: who was studied</w:t>
       </w:r>
     </w:p>
     <w:p>
@@ -11919,7 +11919,7 @@
           <w:szCs w:val="21"/>
           <w:color w:val="000000"/>
         </w:rPr>
-        <w:t xml:space="preserve">•  Much of this overlaps with overall severity: after adding SOFA, the OR fell to about 1.2 - lactate is partly a marker of how sick the patient is.</w:t>
+        <w:t xml:space="preserve">•  Much of this overlaps with overall severity: after adding SOFA, the OR fell to about 1.2. Lactate is partly a marker of how sick the patient is.</w:t>
       </w:r>
     </w:p>
     <w:p>
@@ -12077,7 +12077,7 @@
           <w:szCs w:val="21"/>
           <w:color w:val="000000"/>
         </w:rPr>
-        <w:t xml:space="preserve">•  15% missing lactate, not at random - report n missing, who they were, and both analyses.</w:t>
+        <w:t xml:space="preserve">•  15% missing lactate, not at random: report n missing, who they were, and both analyses.</w:t>
       </w:r>
     </w:p>
     <w:p>
@@ -12129,7 +12129,7 @@
           <w:szCs w:val="21"/>
           <w:color w:val="000000"/>
         </w:rPr>
-        <w:t xml:space="preserve">•  Units problem in one ICU (mg/dL) found during cleaning - describe the data checks.</w:t>
+        <w:t xml:space="preserve">•  Units problem in one ICU (mg/dL) found during cleaning: describe the data checks.</w:t>
       </w:r>
     </w:p>
     <w:p>
@@ -12286,7 +12286,7 @@
           <w:szCs w:val="21"/>
           <w:color w:val="000000"/>
         </w:rPr>
-        <w:t xml:space="preserve">•  Item 17: sensitivity analysis - complete case vs MI (Table 4)</w:t>
+        <w:t xml:space="preserve">•  Item 17: sensitivity analysis (complete case vs MI, Table 4)</w:t>
       </w:r>
     </w:p>
     <w:p>
@@ -12312,7 +12312,7 @@
           <w:szCs w:val="21"/>
           <w:color w:val="000000"/>
         </w:rPr>
-        <w:t xml:space="preserve">•  Item 19: limitations - missing data mechanism</w:t>
+        <w:t xml:space="preserve">•  Item 19: limitations (missing data mechanism)</w:t>
       </w:r>
     </w:p>
     <w:sectPr>

--- a/en/files/data/results_packs/Results_Pack_Q4.docx
+++ b/en/files/data/results_packs/Results_Pack_Q4.docx
@@ -51,7 +51,7 @@
           <w:szCs w:val="18"/>
           <w:color w:val="8A99A3"/>
         </w:rPr>
-        <w:t xml:space="preserve">FLUID-ICU is a SIMULATED dataset made for teaching. No real patients. Neudata | Foundations of Clinical Research, Level 2</w:t>
+        <w:t xml:space="preserve">FLUID-ICU is a SIMULATED dataset made for teaching. No real patients. Neudata | Foundations of Clinical Research, Level 1</w:t>
       </w:r>
     </w:p>
     <w:p>
